--- a/adobe/aep/assets/IdentityStrategyGuide.docx
+++ b/adobe/aep/assets/IdentityStrategyGuide.docx
@@ -78,6 +78,12 @@
         </w:rPr>
         <w:t>Identify the Concepts that define the project</w:t>
       </w:r>
+      <w:r>
+        <w:rPr>
+          <w:lang w:val="en-US"/>
+        </w:rPr>
+        <w:t>.</w:t>
+      </w:r>
     </w:p>
     <w:p>
       <w:pPr>
@@ -106,7 +112,7 @@
         <w:rPr>
           <w:lang w:val="en-US"/>
         </w:rPr>
-        <w:t xml:space="preserve"> and list</w:t>
+        <w:t xml:space="preserve"> a list</w:t>
       </w:r>
       <w:r>
         <w:rPr>
@@ -143,6 +149,12 @@
           <w:lang w:val="en-US"/>
         </w:rPr>
         <w:t>purpose</w:t>
+      </w:r>
+      <w:r>
+        <w:rPr>
+          <w:lang w:val="en-US"/>
+        </w:rPr>
+        <w:t>.</w:t>
       </w:r>
     </w:p>
     <w:p>
@@ -160,7 +172,19 @@
         <w:rPr>
           <w:lang w:val="en-US"/>
         </w:rPr>
-        <w:t xml:space="preserve">Identity Graph </w:t>
+        <w:t>Identity Graph</w:t>
+      </w:r>
+      <w:r>
+        <w:rPr>
+          <w:lang w:val="en-US"/>
+        </w:rPr>
+        <w:t>.</w:t>
+      </w:r>
+      <w:r>
+        <w:rPr>
+          <w:lang w:val="en-US"/>
+        </w:rPr>
+        <w:t xml:space="preserve"> </w:t>
       </w:r>
       <w:r>
         <w:rPr>
@@ -225,20 +249,38 @@
     </w:p>
     <w:p>
       <w:pPr>
-        <w:pStyle w:val="Heading2"/>
-        <w:rPr>
-          <w:lang w:val="en-US"/>
-        </w:rPr>
-      </w:pPr>
-      <w:r>
-        <w:rPr>
-          <w:lang w:val="en-US"/>
-        </w:rPr>
-        <w:t>Project Concepts</w:t>
+        <w:pStyle w:val="ListParagraph"/>
+        <w:numPr>
+          <w:ilvl w:val="0"/>
+          <w:numId w:val="2"/>
+        </w:numPr>
+        <w:rPr>
+          <w:lang w:val="en-US"/>
+        </w:rPr>
+      </w:pPr>
+      <w:r>
+        <w:rPr>
+          <w:lang w:val="en-US"/>
+        </w:rPr>
+        <w:t>Schema identity field group and primary identifier.</w:t>
       </w:r>
     </w:p>
     <w:p>
       <w:pPr>
+        <w:pStyle w:val="Heading2"/>
+        <w:rPr>
+          <w:lang w:val="en-US"/>
+        </w:rPr>
+      </w:pPr>
+      <w:r>
+        <w:rPr>
+          <w:lang w:val="en-US"/>
+        </w:rPr>
+        <w:t>Project Concepts</w:t>
+      </w:r>
+    </w:p>
+    <w:p>
+      <w:pPr>
         <w:jc w:val="center"/>
         <w:rPr>
           <w:lang w:val="en-US"/>
@@ -250,7 +292,7 @@
           <w:lang w:val="en-US"/>
         </w:rPr>
         <w:drawing>
-          <wp:inline distT="0" distB="0" distL="0" distR="0" wp14:anchorId="0503D2FB" wp14:editId="4EF79EC5">
+          <wp:inline distT="0" distB="0" distL="0" distR="0" wp14:anchorId="0503D2FB" wp14:editId="74813FE1">
             <wp:extent cx="4157330" cy="2286532"/>
             <wp:effectExtent l="0" t="0" r="0" b="0"/>
             <wp:docPr id="281922110" name="Picture 2"/>
@@ -581,21 +623,7 @@
               <w:rPr>
                 <w:lang w:val="en-US"/>
               </w:rPr>
-              <w:t xml:space="preserve"> and these appointments have </w:t>
-            </w:r>
-            <w:proofErr w:type="gramStart"/>
-            <w:r>
-              <w:rPr>
-                <w:lang w:val="en-US"/>
-              </w:rPr>
-              <w:t>an</w:t>
-            </w:r>
-            <w:proofErr w:type="gramEnd"/>
-            <w:r>
-              <w:rPr>
-                <w:lang w:val="en-US"/>
-              </w:rPr>
-              <w:t xml:space="preserve"> specific date time.</w:t>
+              <w:t xml:space="preserve"> and these appointments have a specific date time.</w:t>
             </w:r>
           </w:p>
         </w:tc>
@@ -627,6 +655,31 @@
           <w:lang w:val="en-US"/>
         </w:rPr>
       </w:pPr>
+    </w:p>
+    <w:p>
+      <w:pPr>
+        <w:pStyle w:val="Heading2"/>
+        <w:rPr>
+          <w:lang w:val="en-US"/>
+        </w:rPr>
+      </w:pPr>
+    </w:p>
+    <w:p>
+      <w:pPr>
+        <w:rPr>
+          <w:rFonts w:asciiTheme="majorHAnsi" w:eastAsiaTheme="majorEastAsia" w:hAnsiTheme="majorHAnsi" w:cstheme="majorBidi"/>
+          <w:color w:val="0F4761" w:themeColor="accent1" w:themeShade="BF"/>
+          <w:sz w:val="32"/>
+          <w:szCs w:val="32"/>
+          <w:lang w:val="en-US"/>
+        </w:rPr>
+      </w:pPr>
+      <w:r>
+        <w:rPr>
+          <w:lang w:val="en-US"/>
+        </w:rPr>
+        <w:br w:type="page"/>
+      </w:r>
     </w:p>
     <w:p>
       <w:pPr>
@@ -676,7 +729,7 @@
         <w:tc>
           <w:tcPr>
             <w:cnfStyle w:val="001000000000" w:firstRow="0" w:lastRow="0" w:firstColumn="1" w:lastColumn="0" w:oddVBand="0" w:evenVBand="0" w:oddHBand="0" w:evenHBand="0" w:firstRowFirstColumn="0" w:firstRowLastColumn="0" w:lastRowFirstColumn="0" w:lastRowLastColumn="0"/>
-            <w:tcW w:w="1552" w:type="dxa"/>
+            <w:tcW w:w="1569" w:type="dxa"/>
           </w:tcPr>
           <w:p>
             <w:pPr>
@@ -694,7 +747,7 @@
         </w:tc>
         <w:tc>
           <w:tcPr>
-            <w:tcW w:w="1539" w:type="dxa"/>
+            <w:tcW w:w="1421" w:type="dxa"/>
           </w:tcPr>
           <w:p>
             <w:pPr>
@@ -713,7 +766,7 @@
         </w:tc>
         <w:tc>
           <w:tcPr>
-            <w:tcW w:w="1300" w:type="dxa"/>
+            <w:tcW w:w="1529" w:type="dxa"/>
           </w:tcPr>
           <w:p>
             <w:pPr>
@@ -732,7 +785,7 @@
         </w:tc>
         <w:tc>
           <w:tcPr>
-            <w:tcW w:w="2134" w:type="dxa"/>
+            <w:tcW w:w="2377" w:type="dxa"/>
           </w:tcPr>
           <w:p>
             <w:pPr>
@@ -751,7 +804,7 @@
         </w:tc>
         <w:tc>
           <w:tcPr>
-            <w:tcW w:w="2825" w:type="dxa"/>
+            <w:tcW w:w="2454" w:type="dxa"/>
           </w:tcPr>
           <w:p>
             <w:pPr>
@@ -773,7 +826,7 @@
         <w:tc>
           <w:tcPr>
             <w:cnfStyle w:val="001000000000" w:firstRow="0" w:lastRow="0" w:firstColumn="1" w:lastColumn="0" w:oddVBand="0" w:evenVBand="0" w:oddHBand="0" w:evenHBand="0" w:firstRowFirstColumn="0" w:firstRowLastColumn="0" w:lastRowFirstColumn="0" w:lastRowLastColumn="0"/>
-            <w:tcW w:w="1552" w:type="dxa"/>
+            <w:tcW w:w="1569" w:type="dxa"/>
             <w:vAlign w:val="center"/>
           </w:tcPr>
           <w:p>
@@ -794,7 +847,7 @@
         </w:tc>
         <w:tc>
           <w:tcPr>
-            <w:tcW w:w="1539" w:type="dxa"/>
+            <w:tcW w:w="1421" w:type="dxa"/>
             <w:vAlign w:val="center"/>
           </w:tcPr>
           <w:p>
@@ -814,7 +867,7 @@
         </w:tc>
         <w:tc>
           <w:tcPr>
-            <w:tcW w:w="1300" w:type="dxa"/>
+            <w:tcW w:w="1529" w:type="dxa"/>
             <w:vAlign w:val="center"/>
           </w:tcPr>
           <w:p>
@@ -834,7 +887,7 @@
         </w:tc>
         <w:tc>
           <w:tcPr>
-            <w:tcW w:w="2134" w:type="dxa"/>
+            <w:tcW w:w="2377" w:type="dxa"/>
             <w:vAlign w:val="center"/>
           </w:tcPr>
           <w:p>
@@ -858,7 +911,7 @@
         </w:tc>
         <w:tc>
           <w:tcPr>
-            <w:tcW w:w="2825" w:type="dxa"/>
+            <w:tcW w:w="2454" w:type="dxa"/>
             <w:vAlign w:val="center"/>
           </w:tcPr>
           <w:p>
@@ -881,7 +934,7 @@
         <w:tc>
           <w:tcPr>
             <w:cnfStyle w:val="001000000000" w:firstRow="0" w:lastRow="0" w:firstColumn="1" w:lastColumn="0" w:oddVBand="0" w:evenVBand="0" w:oddHBand="0" w:evenHBand="0" w:firstRowFirstColumn="0" w:firstRowLastColumn="0" w:lastRowFirstColumn="0" w:lastRowLastColumn="0"/>
-            <w:tcW w:w="1552" w:type="dxa"/>
+            <w:tcW w:w="1569" w:type="dxa"/>
             <w:vAlign w:val="center"/>
           </w:tcPr>
           <w:p>
@@ -904,7 +957,7 @@
         </w:tc>
         <w:tc>
           <w:tcPr>
-            <w:tcW w:w="1539" w:type="dxa"/>
+            <w:tcW w:w="1421" w:type="dxa"/>
             <w:vAlign w:val="center"/>
           </w:tcPr>
           <w:p>
@@ -924,7 +977,7 @@
         </w:tc>
         <w:tc>
           <w:tcPr>
-            <w:tcW w:w="1300" w:type="dxa"/>
+            <w:tcW w:w="1529" w:type="dxa"/>
             <w:vAlign w:val="center"/>
           </w:tcPr>
           <w:p>
@@ -944,7 +997,7 @@
         </w:tc>
         <w:tc>
           <w:tcPr>
-            <w:tcW w:w="2134" w:type="dxa"/>
+            <w:tcW w:w="2377" w:type="dxa"/>
             <w:vAlign w:val="center"/>
           </w:tcPr>
           <w:p>
@@ -966,7 +1019,7 @@
         </w:tc>
         <w:tc>
           <w:tcPr>
-            <w:tcW w:w="2825" w:type="dxa"/>
+            <w:tcW w:w="2454" w:type="dxa"/>
             <w:vAlign w:val="center"/>
           </w:tcPr>
           <w:p>
@@ -989,7 +1042,7 @@
         <w:tc>
           <w:tcPr>
             <w:cnfStyle w:val="001000000000" w:firstRow="0" w:lastRow="0" w:firstColumn="1" w:lastColumn="0" w:oddVBand="0" w:evenVBand="0" w:oddHBand="0" w:evenHBand="0" w:firstRowFirstColumn="0" w:firstRowLastColumn="0" w:lastRowFirstColumn="0" w:lastRowLastColumn="0"/>
-            <w:tcW w:w="1552" w:type="dxa"/>
+            <w:tcW w:w="1569" w:type="dxa"/>
             <w:vAlign w:val="center"/>
           </w:tcPr>
           <w:p>
@@ -1006,13 +1059,13 @@
                 <w:bCs w:val="0"/>
                 <w:lang w:val="en-US"/>
               </w:rPr>
-              <w:t>Appointment ID</w:t>
-            </w:r>
-          </w:p>
-        </w:tc>
-        <w:tc>
-          <w:tcPr>
-            <w:tcW w:w="1539" w:type="dxa"/>
+              <w:t>Product ID</w:t>
+            </w:r>
+          </w:p>
+        </w:tc>
+        <w:tc>
+          <w:tcPr>
+            <w:tcW w:w="1421" w:type="dxa"/>
             <w:vAlign w:val="center"/>
           </w:tcPr>
           <w:p>
@@ -1026,13 +1079,13 @@
               <w:rPr>
                 <w:lang w:val="en-US"/>
               </w:rPr>
-              <w:t>Cross-Device ID</w:t>
-            </w:r>
-          </w:p>
-        </w:tc>
-        <w:tc>
-          <w:tcPr>
-            <w:tcW w:w="1300" w:type="dxa"/>
+              <w:t>Non-people identifier</w:t>
+            </w:r>
+          </w:p>
+        </w:tc>
+        <w:tc>
+          <w:tcPr>
+            <w:tcW w:w="1529" w:type="dxa"/>
             <w:vAlign w:val="center"/>
           </w:tcPr>
           <w:p>
@@ -1052,7 +1105,7 @@
         </w:tc>
         <w:tc>
           <w:tcPr>
-            <w:tcW w:w="2134" w:type="dxa"/>
+            <w:tcW w:w="2377" w:type="dxa"/>
             <w:vAlign w:val="center"/>
           </w:tcPr>
           <w:p>
@@ -1063,20 +1116,18 @@
                 <w:lang w:val="en-US"/>
               </w:rPr>
             </w:pPr>
-            <w:proofErr w:type="spellStart"/>
             <w:r>
               <w:rPr>
                 <w:rFonts w:ascii="Courier New" w:hAnsi="Courier New" w:cs="Courier New"/>
                 <w:lang w:val="en-US"/>
               </w:rPr>
-              <w:t>Appointment_ID</w:t>
-            </w:r>
-            <w:proofErr w:type="spellEnd"/>
-          </w:p>
-        </w:tc>
-        <w:tc>
-          <w:tcPr>
-            <w:tcW w:w="2825" w:type="dxa"/>
+              <w:t>Product_ID</w:t>
+            </w:r>
+          </w:p>
+        </w:tc>
+        <w:tc>
+          <w:tcPr>
+            <w:tcW w:w="2454" w:type="dxa"/>
             <w:vAlign w:val="center"/>
           </w:tcPr>
           <w:p>
@@ -1090,127 +1141,7 @@
               <w:rPr>
                 <w:lang w:val="en-US"/>
               </w:rPr>
-              <w:t>Appointment unique identifier, generated by the booking system.</w:t>
-            </w:r>
-          </w:p>
-        </w:tc>
-      </w:tr>
-      <w:tr>
-        <w:tc>
-          <w:tcPr>
-            <w:cnfStyle w:val="001000000000" w:firstRow="0" w:lastRow="0" w:firstColumn="1" w:lastColumn="0" w:oddVBand="0" w:evenVBand="0" w:oddHBand="0" w:evenHBand="0" w:firstRowFirstColumn="0" w:firstRowLastColumn="0" w:lastRowFirstColumn="0" w:lastRowLastColumn="0"/>
-            <w:tcW w:w="1552" w:type="dxa"/>
-            <w:vAlign w:val="center"/>
-          </w:tcPr>
-          <w:p>
-            <w:pPr>
-              <w:rPr>
-                <w:b w:val="0"/>
-                <w:bCs w:val="0"/>
-                <w:lang w:val="en-US"/>
-              </w:rPr>
-            </w:pPr>
-            <w:r>
-              <w:rPr>
-                <w:b w:val="0"/>
-                <w:bCs w:val="0"/>
-                <w:lang w:val="en-US"/>
-              </w:rPr>
-              <w:t>Product ID</w:t>
-            </w:r>
-          </w:p>
-        </w:tc>
-        <w:tc>
-          <w:tcPr>
-            <w:tcW w:w="1539" w:type="dxa"/>
-            <w:vAlign w:val="center"/>
-          </w:tcPr>
-          <w:p>
-            <w:pPr>
-              <w:cnfStyle w:val="000000000000" w:firstRow="0" w:lastRow="0" w:firstColumn="0" w:lastColumn="0" w:oddVBand="0" w:evenVBand="0" w:oddHBand="0" w:evenHBand="0" w:firstRowFirstColumn="0" w:firstRowLastColumn="0" w:lastRowFirstColumn="0" w:lastRowLastColumn="0"/>
-              <w:rPr>
-                <w:lang w:val="en-US"/>
-              </w:rPr>
-            </w:pPr>
-            <w:r>
-              <w:rPr>
-                <w:lang w:val="en-US"/>
-              </w:rPr>
-              <w:t>Non-people identifier</w:t>
-            </w:r>
-          </w:p>
-        </w:tc>
-        <w:tc>
-          <w:tcPr>
-            <w:tcW w:w="1300" w:type="dxa"/>
-            <w:vAlign w:val="center"/>
-          </w:tcPr>
-          <w:p>
-            <w:pPr>
-              <w:cnfStyle w:val="000000000000" w:firstRow="0" w:lastRow="0" w:firstColumn="0" w:lastColumn="0" w:oddVBand="0" w:evenVBand="0" w:oddHBand="0" w:evenHBand="0" w:firstRowFirstColumn="0" w:firstRowLastColumn="0" w:lastRowFirstColumn="0" w:lastRowLastColumn="0"/>
-              <w:rPr>
-                <w:lang w:val="en-US"/>
-              </w:rPr>
-            </w:pPr>
-            <w:r>
-              <w:rPr>
-                <w:lang w:val="en-US"/>
-              </w:rPr>
-              <w:t>Custom</w:t>
-            </w:r>
-          </w:p>
-        </w:tc>
-        <w:tc>
-          <w:tcPr>
-            <w:tcW w:w="2134" w:type="dxa"/>
-            <w:vAlign w:val="center"/>
-          </w:tcPr>
-          <w:p>
-            <w:pPr>
-              <w:cnfStyle w:val="000000000000" w:firstRow="0" w:lastRow="0" w:firstColumn="0" w:lastColumn="0" w:oddVBand="0" w:evenVBand="0" w:oddHBand="0" w:evenHBand="0" w:firstRowFirstColumn="0" w:firstRowLastColumn="0" w:lastRowFirstColumn="0" w:lastRowLastColumn="0"/>
-              <w:rPr>
-                <w:rFonts w:ascii="Courier New" w:hAnsi="Courier New" w:cs="Courier New"/>
-                <w:lang w:val="en-US"/>
-              </w:rPr>
-            </w:pPr>
-            <w:r>
-              <w:rPr>
-                <w:rFonts w:ascii="Courier New" w:hAnsi="Courier New" w:cs="Courier New"/>
-                <w:lang w:val="en-US"/>
-              </w:rPr>
-              <w:t>Product_ID</w:t>
-            </w:r>
-          </w:p>
-        </w:tc>
-        <w:tc>
-          <w:tcPr>
-            <w:tcW w:w="2825" w:type="dxa"/>
-            <w:vAlign w:val="center"/>
-          </w:tcPr>
-          <w:p>
-            <w:pPr>
-              <w:cnfStyle w:val="000000000000" w:firstRow="0" w:lastRow="0" w:firstColumn="0" w:lastColumn="0" w:oddVBand="0" w:evenVBand="0" w:oddHBand="0" w:evenHBand="0" w:firstRowFirstColumn="0" w:firstRowLastColumn="0" w:lastRowFirstColumn="0" w:lastRowLastColumn="0"/>
-              <w:rPr>
-                <w:lang w:val="en-US"/>
-              </w:rPr>
-            </w:pPr>
-            <w:r>
-              <w:rPr>
-                <w:lang w:val="en-US"/>
-              </w:rPr>
-              <w:t xml:space="preserve">Product unique identifier. Generated by the </w:t>
-            </w:r>
-            <w:r>
-              <w:rPr>
-                <w:lang w:val="en-US"/>
-              </w:rPr>
-              <w:t xml:space="preserve">point of sales </w:t>
-            </w:r>
-            <w:r>
-              <w:rPr>
-                <w:lang w:val="en-US"/>
-              </w:rPr>
-              <w:t>commerce system.</w:t>
+              <w:t>Product unique identifier. Generated by the point of sales commerce system.</w:t>
             </w:r>
           </w:p>
         </w:tc>
@@ -1275,10 +1206,10 @@
         <w:tblLook w:val="04A0" w:firstRow="1" w:lastRow="0" w:firstColumn="1" w:lastColumn="0" w:noHBand="0" w:noVBand="1"/>
       </w:tblPr>
       <w:tblGrid>
-        <w:gridCol w:w="1272"/>
-        <w:gridCol w:w="2554"/>
-        <w:gridCol w:w="3325"/>
-        <w:gridCol w:w="2199"/>
+        <w:gridCol w:w="1467"/>
+        <w:gridCol w:w="2948"/>
+        <w:gridCol w:w="3837"/>
+        <w:gridCol w:w="2538"/>
       </w:tblGrid>
       <w:tr>
         <w:trPr>
@@ -1533,184 +1464,6 @@
                 <w:lang w:val="en-US"/>
               </w:rPr>
               <w:t>Yes</w:t>
-            </w:r>
-          </w:p>
-        </w:tc>
-      </w:tr>
-      <w:tr>
-        <w:tc>
-          <w:tcPr>
-            <w:cnfStyle w:val="001000000000" w:firstRow="0" w:lastRow="0" w:firstColumn="1" w:lastColumn="0" w:oddVBand="0" w:evenVBand="0" w:oddHBand="0" w:evenHBand="0" w:firstRowFirstColumn="0" w:firstRowLastColumn="0" w:lastRowFirstColumn="0" w:lastRowLastColumn="0"/>
-            <w:tcW w:w="680" w:type="pct"/>
-          </w:tcPr>
-          <w:p>
-            <w:pPr>
-              <w:rPr>
-                <w:b w:val="0"/>
-                <w:bCs w:val="0"/>
-                <w:lang w:val="en-US"/>
-              </w:rPr>
-            </w:pPr>
-            <w:r>
-              <w:rPr>
-                <w:b w:val="0"/>
-                <w:bCs w:val="0"/>
-                <w:lang w:val="en-US"/>
-              </w:rPr>
-              <w:t>3</w:t>
-            </w:r>
-          </w:p>
-        </w:tc>
-        <w:tc>
-          <w:tcPr>
-            <w:tcW w:w="1366" w:type="pct"/>
-            <w:vAlign w:val="center"/>
-          </w:tcPr>
-          <w:p>
-            <w:pPr>
-              <w:cnfStyle w:val="000000000000" w:firstRow="0" w:lastRow="0" w:firstColumn="0" w:lastColumn="0" w:oddVBand="0" w:evenVBand="0" w:oddHBand="0" w:evenHBand="0" w:firstRowFirstColumn="0" w:firstRowLastColumn="0" w:lastRowFirstColumn="0" w:lastRowLastColumn="0"/>
-              <w:rPr>
-                <w:b/>
-                <w:bCs/>
-                <w:lang w:val="en-US"/>
-              </w:rPr>
-            </w:pPr>
-            <w:r>
-              <w:rPr>
-                <w:b/>
-                <w:bCs/>
-                <w:lang w:val="en-US"/>
-              </w:rPr>
-              <w:t>Appointment ID</w:t>
-            </w:r>
-          </w:p>
-        </w:tc>
-        <w:tc>
-          <w:tcPr>
-            <w:tcW w:w="1778" w:type="pct"/>
-            <w:vAlign w:val="center"/>
-          </w:tcPr>
-          <w:p>
-            <w:pPr>
-              <w:cnfStyle w:val="000000000000" w:firstRow="0" w:lastRow="0" w:firstColumn="0" w:lastColumn="0" w:oddVBand="0" w:evenVBand="0" w:oddHBand="0" w:evenHBand="0" w:firstRowFirstColumn="0" w:firstRowLastColumn="0" w:lastRowFirstColumn="0" w:lastRowLastColumn="0"/>
-              <w:rPr>
-                <w:lang w:val="en-US"/>
-              </w:rPr>
-            </w:pPr>
-            <w:r>
-              <w:rPr>
-                <w:lang w:val="en-US"/>
-              </w:rPr>
-              <w:t>Cross-Device ID</w:t>
-            </w:r>
-          </w:p>
-        </w:tc>
-        <w:tc>
-          <w:tcPr>
-            <w:tcW w:w="1176" w:type="pct"/>
-            <w:vAlign w:val="center"/>
-          </w:tcPr>
-          <w:p>
-            <w:pPr>
-              <w:cnfStyle w:val="000000000000" w:firstRow="0" w:lastRow="0" w:firstColumn="0" w:lastColumn="0" w:oddVBand="0" w:evenVBand="0" w:oddHBand="0" w:evenHBand="0" w:firstRowFirstColumn="0" w:firstRowLastColumn="0" w:lastRowFirstColumn="0" w:lastRowLastColumn="0"/>
-              <w:rPr>
-                <w:lang w:val="en-US"/>
-              </w:rPr>
-            </w:pPr>
-            <w:r>
-              <w:rPr>
-                <w:lang w:val="en-US"/>
-              </w:rPr>
-              <w:t>No</w:t>
-            </w:r>
-          </w:p>
-        </w:tc>
-      </w:tr>
-      <w:tr>
-        <w:tc>
-          <w:tcPr>
-            <w:cnfStyle w:val="001000000000" w:firstRow="0" w:lastRow="0" w:firstColumn="1" w:lastColumn="0" w:oddVBand="0" w:evenVBand="0" w:oddHBand="0" w:evenHBand="0" w:firstRowFirstColumn="0" w:firstRowLastColumn="0" w:lastRowFirstColumn="0" w:lastRowLastColumn="0"/>
-            <w:tcW w:w="680" w:type="pct"/>
-          </w:tcPr>
-          <w:p>
-            <w:pPr>
-              <w:rPr>
-                <w:b w:val="0"/>
-                <w:bCs w:val="0"/>
-                <w:lang w:val="en-US"/>
-              </w:rPr>
-            </w:pPr>
-            <w:r>
-              <w:rPr>
-                <w:b w:val="0"/>
-                <w:bCs w:val="0"/>
-                <w:lang w:val="en-US"/>
-              </w:rPr>
-              <w:t>4</w:t>
-            </w:r>
-          </w:p>
-        </w:tc>
-        <w:tc>
-          <w:tcPr>
-            <w:tcW w:w="1366" w:type="pct"/>
-            <w:vAlign w:val="center"/>
-          </w:tcPr>
-          <w:p>
-            <w:pPr>
-              <w:cnfStyle w:val="000000000000" w:firstRow="0" w:lastRow="0" w:firstColumn="0" w:lastColumn="0" w:oddVBand="0" w:evenVBand="0" w:oddHBand="0" w:evenHBand="0" w:firstRowFirstColumn="0" w:firstRowLastColumn="0" w:lastRowFirstColumn="0" w:lastRowLastColumn="0"/>
-              <w:rPr>
-                <w:b/>
-                <w:bCs/>
-                <w:lang w:val="en-US"/>
-              </w:rPr>
-            </w:pPr>
-            <w:r>
-              <w:rPr>
-                <w:b/>
-                <w:bCs/>
-                <w:lang w:val="en-US"/>
-              </w:rPr>
-              <w:t>Product ID</w:t>
-            </w:r>
-          </w:p>
-        </w:tc>
-        <w:tc>
-          <w:tcPr>
-            <w:tcW w:w="1778" w:type="pct"/>
-            <w:vAlign w:val="center"/>
-          </w:tcPr>
-          <w:p>
-            <w:pPr>
-              <w:cnfStyle w:val="000000000000" w:firstRow="0" w:lastRow="0" w:firstColumn="0" w:lastColumn="0" w:oddVBand="0" w:evenVBand="0" w:oddHBand="0" w:evenHBand="0" w:firstRowFirstColumn="0" w:firstRowLastColumn="0" w:lastRowFirstColumn="0" w:lastRowLastColumn="0"/>
-              <w:rPr>
-                <w:lang w:val="en-US"/>
-              </w:rPr>
-            </w:pPr>
-            <w:r>
-              <w:rPr>
-                <w:lang w:val="en-US"/>
-              </w:rPr>
-              <w:t>Non-people identifier</w:t>
-            </w:r>
-          </w:p>
-        </w:tc>
-        <w:tc>
-          <w:tcPr>
-            <w:tcW w:w="1176" w:type="pct"/>
-            <w:vAlign w:val="center"/>
-          </w:tcPr>
-          <w:p>
-            <w:pPr>
-              <w:cnfStyle w:val="000000000000" w:firstRow="0" w:lastRow="0" w:firstColumn="0" w:lastColumn="0" w:oddVBand="0" w:evenVBand="0" w:oddHBand="0" w:evenHBand="0" w:firstRowFirstColumn="0" w:firstRowLastColumn="0" w:lastRowFirstColumn="0" w:lastRowLastColumn="0"/>
-              <w:rPr>
-                <w:lang w:val="en-US"/>
-              </w:rPr>
-            </w:pPr>
-            <w:r>
-              <w:rPr>
-                <w:lang w:val="en-US"/>
-              </w:rPr>
-              <w:t>No</w:t>
             </w:r>
           </w:p>
         </w:tc>
@@ -1970,9 +1723,321 @@
         </w:rPr>
       </w:pPr>
     </w:p>
+    <w:p>
+      <w:pPr>
+        <w:pStyle w:val="Heading2"/>
+        <w:rPr>
+          <w:lang w:val="en-US"/>
+        </w:rPr>
+      </w:pPr>
+      <w:r>
+        <w:rPr>
+          <w:lang w:val="en-US"/>
+        </w:rPr>
+        <w:t>Base Schema Design</w:t>
+      </w:r>
+    </w:p>
+    <w:p>
+      <w:pPr>
+        <w:pStyle w:val="ListParagraph"/>
+        <w:numPr>
+          <w:ilvl w:val="0"/>
+          <w:numId w:val="3"/>
+        </w:numPr>
+        <w:rPr>
+          <w:lang w:val="en-US"/>
+        </w:rPr>
+      </w:pPr>
+      <w:r>
+        <w:rPr>
+          <w:b/>
+          <w:bCs/>
+          <w:lang w:val="en-US"/>
+        </w:rPr>
+        <w:t>Base profile schema</w:t>
+      </w:r>
+      <w:r>
+        <w:rPr>
+          <w:lang w:val="en-US"/>
+        </w:rPr>
+        <w:t xml:space="preserve">: </w:t>
+      </w:r>
+      <w:proofErr w:type="spellStart"/>
+      <w:r>
+        <w:rPr>
+          <w:rFonts w:ascii="Courier New" w:hAnsi="Courier New" w:cs="Courier New"/>
+          <w:lang w:val="en-US"/>
+        </w:rPr>
+        <w:t>SwimJourney</w:t>
+      </w:r>
+      <w:proofErr w:type="spellEnd"/>
+      <w:r>
+        <w:rPr>
+          <w:rFonts w:ascii="Courier New" w:hAnsi="Courier New" w:cs="Courier New"/>
+          <w:lang w:val="en-US"/>
+        </w:rPr>
+        <w:t xml:space="preserve"> Base Profile</w:t>
+      </w:r>
+    </w:p>
+    <w:p>
+      <w:pPr>
+        <w:pStyle w:val="ListParagraph"/>
+        <w:numPr>
+          <w:ilvl w:val="0"/>
+          <w:numId w:val="3"/>
+        </w:numPr>
+        <w:rPr>
+          <w:lang w:val="en-US"/>
+        </w:rPr>
+      </w:pPr>
+      <w:r>
+        <w:rPr>
+          <w:b/>
+          <w:bCs/>
+          <w:lang w:val="en-US"/>
+        </w:rPr>
+        <w:t xml:space="preserve">Identity field group: </w:t>
+      </w:r>
+      <w:r>
+        <w:rPr>
+          <w:rFonts w:ascii="Courier New" w:hAnsi="Courier New" w:cs="Courier New"/>
+          <w:lang w:val="en-US"/>
+        </w:rPr>
+        <w:t>SJ Identity Core v1</w:t>
+      </w:r>
+    </w:p>
+    <w:tbl>
+      <w:tblPr>
+        <w:tblStyle w:val="TableGrid"/>
+        <w:tblW w:w="0" w:type="auto"/>
+        <w:tblLook w:val="04A0" w:firstRow="1" w:lastRow="0" w:firstColumn="1" w:lastColumn="0" w:noHBand="0" w:noVBand="1"/>
+      </w:tblPr>
+      <w:tblGrid>
+        <w:gridCol w:w="3681"/>
+        <w:gridCol w:w="5669"/>
+      </w:tblGrid>
+      <w:tr>
+        <w:tc>
+          <w:tcPr>
+            <w:tcW w:w="3681" w:type="dxa"/>
+          </w:tcPr>
+          <w:p>
+            <w:pPr>
+              <w:rPr>
+                <w:lang w:val="en-US"/>
+              </w:rPr>
+            </w:pPr>
+            <w:r>
+              <w:rPr>
+                <w:lang w:val="en-US"/>
+              </w:rPr>
+              <w:t>Primary key type</w:t>
+            </w:r>
+          </w:p>
+        </w:tc>
+        <w:tc>
+          <w:tcPr>
+            <w:tcW w:w="5669" w:type="dxa"/>
+          </w:tcPr>
+          <w:p>
+            <w:pPr>
+              <w:rPr>
+                <w:rFonts w:ascii="Courier New" w:hAnsi="Courier New" w:cs="Courier New"/>
+                <w:lang w:val="en-US"/>
+              </w:rPr>
+            </w:pPr>
+            <w:r>
+              <w:rPr>
+                <w:rFonts w:ascii="Courier New" w:hAnsi="Courier New" w:cs="Courier New"/>
+                <w:lang w:val="en-US"/>
+              </w:rPr>
+              <w:t>Hashed Email (Email_LC_SHA256)</w:t>
+            </w:r>
+          </w:p>
+        </w:tc>
+      </w:tr>
+      <w:tr>
+        <w:tc>
+          <w:tcPr>
+            <w:tcW w:w="3681" w:type="dxa"/>
+          </w:tcPr>
+          <w:p>
+            <w:pPr>
+              <w:rPr>
+                <w:lang w:val="en-US"/>
+              </w:rPr>
+            </w:pPr>
+            <w:r>
+              <w:rPr>
+                <w:lang w:val="en-US"/>
+              </w:rPr>
+              <w:t>Primary key path</w:t>
+            </w:r>
+          </w:p>
+        </w:tc>
+        <w:tc>
+          <w:tcPr>
+            <w:tcW w:w="5669" w:type="dxa"/>
+          </w:tcPr>
+          <w:p>
+            <w:pPr>
+              <w:rPr>
+                <w:rFonts w:ascii="Courier New" w:hAnsi="Courier New" w:cs="Courier New"/>
+                <w:lang w:val="en-US"/>
+              </w:rPr>
+            </w:pPr>
+            <w:r>
+              <w:rPr>
+                <w:rFonts w:ascii="Courier New" w:hAnsi="Courier New" w:cs="Courier New"/>
+                <w:lang w:val="en-US"/>
+              </w:rPr>
+              <w:t>_</w:t>
+            </w:r>
+            <w:proofErr w:type="spellStart"/>
+            <w:proofErr w:type="gramStart"/>
+            <w:r>
+              <w:rPr>
+                <w:rFonts w:ascii="Courier New" w:hAnsi="Courier New" w:cs="Courier New"/>
+                <w:lang w:val="en-US"/>
+              </w:rPr>
+              <w:t>namespace.identities</w:t>
+            </w:r>
+            <w:proofErr w:type="gramEnd"/>
+            <w:r>
+              <w:rPr>
+                <w:rFonts w:ascii="Courier New" w:hAnsi="Courier New" w:cs="Courier New"/>
+                <w:lang w:val="en-US"/>
+              </w:rPr>
+              <w:t>.hashedEmail</w:t>
+            </w:r>
+            <w:proofErr w:type="spellEnd"/>
+          </w:p>
+        </w:tc>
+      </w:tr>
+      <w:tr>
+        <w:tc>
+          <w:tcPr>
+            <w:tcW w:w="3681" w:type="dxa"/>
+          </w:tcPr>
+          <w:p>
+            <w:pPr>
+              <w:rPr>
+                <w:lang w:val="en-US"/>
+              </w:rPr>
+            </w:pPr>
+            <w:r>
+              <w:rPr>
+                <w:lang w:val="en-US"/>
+              </w:rPr>
+              <w:t>Secondary identifier type</w:t>
+            </w:r>
+          </w:p>
+        </w:tc>
+        <w:tc>
+          <w:tcPr>
+            <w:tcW w:w="5669" w:type="dxa"/>
+          </w:tcPr>
+          <w:p>
+            <w:pPr>
+              <w:rPr>
+                <w:rFonts w:ascii="Courier New" w:hAnsi="Courier New" w:cs="Courier New"/>
+                <w:lang w:val="en-US"/>
+              </w:rPr>
+            </w:pPr>
+            <w:proofErr w:type="spellStart"/>
+            <w:r>
+              <w:rPr>
+                <w:rFonts w:ascii="Courier New" w:hAnsi="Courier New" w:cs="Courier New"/>
+                <w:lang w:val="en-US"/>
+              </w:rPr>
+              <w:t>SwimmerID</w:t>
+            </w:r>
+            <w:proofErr w:type="spellEnd"/>
+          </w:p>
+        </w:tc>
+      </w:tr>
+      <w:tr>
+        <w:tc>
+          <w:tcPr>
+            <w:tcW w:w="3681" w:type="dxa"/>
+          </w:tcPr>
+          <w:p>
+            <w:pPr>
+              <w:rPr>
+                <w:lang w:val="en-US"/>
+              </w:rPr>
+            </w:pPr>
+            <w:r>
+              <w:rPr>
+                <w:lang w:val="en-US"/>
+              </w:rPr>
+              <w:t xml:space="preserve">Secondary identifier </w:t>
+            </w:r>
+            <w:r>
+              <w:rPr>
+                <w:lang w:val="en-US"/>
+              </w:rPr>
+              <w:t>path</w:t>
+            </w:r>
+          </w:p>
+        </w:tc>
+        <w:tc>
+          <w:tcPr>
+            <w:tcW w:w="5669" w:type="dxa"/>
+          </w:tcPr>
+          <w:p>
+            <w:pPr>
+              <w:rPr>
+                <w:rFonts w:ascii="Courier New" w:hAnsi="Courier New" w:cs="Courier New"/>
+                <w:lang w:val="en-US"/>
+              </w:rPr>
+            </w:pPr>
+            <w:r>
+              <w:rPr>
+                <w:rFonts w:ascii="Courier New" w:hAnsi="Courier New" w:cs="Courier New"/>
+                <w:lang w:val="en-US"/>
+              </w:rPr>
+              <w:t>_</w:t>
+            </w:r>
+            <w:proofErr w:type="spellStart"/>
+            <w:proofErr w:type="gramStart"/>
+            <w:r>
+              <w:rPr>
+                <w:rFonts w:ascii="Courier New" w:hAnsi="Courier New" w:cs="Courier New"/>
+                <w:lang w:val="en-US"/>
+              </w:rPr>
+              <w:t>namespace.identities</w:t>
+            </w:r>
+            <w:proofErr w:type="gramEnd"/>
+            <w:r>
+              <w:rPr>
+                <w:rFonts w:ascii="Courier New" w:hAnsi="Courier New" w:cs="Courier New"/>
+                <w:lang w:val="en-US"/>
+              </w:rPr>
+              <w:t>.</w:t>
+            </w:r>
+            <w:r>
+              <w:rPr>
+                <w:rFonts w:ascii="Courier New" w:hAnsi="Courier New" w:cs="Courier New"/>
+                <w:lang w:val="en-US"/>
+              </w:rPr>
+              <w:t>swimmerID</w:t>
+            </w:r>
+            <w:proofErr w:type="spellEnd"/>
+          </w:p>
+        </w:tc>
+      </w:tr>
+    </w:tbl>
+    <w:p>
+      <w:pPr>
+        <w:rPr>
+          <w:lang w:val="en-US"/>
+        </w:rPr>
+      </w:pPr>
+    </w:p>
     <w:sectPr>
       <w:pgSz w:w="12240" w:h="15840"/>
-      <w:pgMar w:top="1440" w:right="1440" w:bottom="1440" w:left="1440" w:header="708" w:footer="708" w:gutter="0"/>
+      <w:pgMar w:top="720" w:right="720" w:bottom="720" w:left="720" w:header="708" w:footer="708" w:gutter="0"/>
       <w:cols w:space="708"/>
       <w:docGrid w:linePitch="360"/>
     </w:sectPr>
@@ -1983,6 +2048,119 @@
 <file path=word/numbering.xml><?xml version="1.0" encoding="utf-8"?>
 <w:numbering xmlns:wpc="http://schemas.microsoft.com/office/word/2010/wordprocessingCanvas" xmlns:cx="http://schemas.microsoft.com/office/drawing/2014/chartex" xmlns:cx1="http://schemas.microsoft.com/office/drawing/2015/9/8/chartex" xmlns:cx2="http://schemas.microsoft.com/office/drawing/2015/10/21/chartex" xmlns:cx3="http://schemas.microsoft.com/office/drawing/2016/5/9/chartex" xmlns:cx4="http://schemas.microsoft.com/office/drawing/2016/5/10/chartex" xmlns:cx5="http://schemas.microsoft.com/office/drawing/2016/5/11/chartex" xmlns:cx6="http://schemas.microsoft.com/office/drawing/2016/5/12/chartex" xmlns:cx7="http://schemas.microsoft.com/office/drawing/2016/5/13/chartex" xmlns:cx8="http://schemas.microsoft.com/office/drawing/2016/5/14/chartex" xmlns:mc="http://schemas.openxmlformats.org/markup-compatibility/2006" xmlns:m="http://schemas.openxmlformats.org/officeDocument/2006/math" xmlns:aink="http://schemas.microsoft.com/office/drawing/2016/ink" xmlns:am3d="http://schemas.microsoft.com/office/drawing/2017/model3d" xmlns:oel="http://schemas.microsoft.com/office/2019/extlst" xmlns:r="http://schemas.openxmlformats.org/officeDocument/2006/relationships" xmlns:wp14="http://schemas.microsoft.com/office/word/2010/wordprocessingDrawing" xmlns:wp="http://schemas.openxmlformats.org/drawingml/2006/wordprocessingDrawing" xmlns:wpg="http://schemas.microsoft.com/office/word/2010/wordprocessingGroup" xmlns:wpi="http://schemas.microsoft.com/office/word/2010/wordprocessingInk" xmlns:wps="http://schemas.microsoft.com/office/word/2010/wordprocessingShape" xmlns:o="urn:schemas-microsoft-com:office:office" xmlns:v="urn:schemas-microsoft-com:vml" xmlns:w10="urn:schemas-microsoft-com:office:word" xmlns:w="http://schemas.openxmlformats.org/wordprocessingml/2006/main" xmlns:w14="http://schemas.microsoft.com/office/word/2010/wordml" xmlns:w15="http://schemas.microsoft.com/office/word/2012/wordml" xmlns:w16cei="http://schemas.microsoft.com/office/word/2026/wordml/cei" xmlns:w16cex="http://schemas.microsoft.com/office/word/2018/wordml/cex" xmlns:w16cid="http://schemas.microsoft.com/office/word/2016/wordml/cid" xmlns:w16="http://schemas.microsoft.com/office/word/2018/wordml" xmlns:w16sdtdh="http://schemas.microsoft.com/office/word/2020/wordml/sdtdatahash" xmlns:w16sdtfl="http://schemas.microsoft.com/office/word/2024/wordml/sdtformatlock" xmlns:w16se="http://schemas.microsoft.com/office/word/2015/wordml/symex" xmlns:w16du="http://schemas.microsoft.com/office/word/2023/wordml/word16du" xmlns:wne="http://schemas.microsoft.com/office/word/2006/wordml" mc:Ignorable="w14 w15 w16se w16cid w16 w16cex w16sdtdh w16sdtfl w16du wp14">
   <w:abstractNum w:abstractNumId="0" w15:restartNumberingAfterBreak="0">
+    <w:nsid w:val="08A259F1"/>
+    <w:multiLevelType w:val="hybridMultilevel"/>
+    <w:tmpl w:val="FF865584"/>
+    <w:lvl w:ilvl="0" w:tplc="480C6E76">
+      <w:numFmt w:val="bullet"/>
+      <w:lvlText w:val=""/>
+      <w:lvlJc w:val="left"/>
+      <w:pPr>
+        <w:ind w:left="720" w:hanging="360"/>
+      </w:pPr>
+      <w:rPr>
+        <w:rFonts w:ascii="Symbol" w:eastAsiaTheme="minorHAnsi" w:hAnsi="Symbol" w:cstheme="minorBidi" w:hint="default"/>
+        <w:b/>
+      </w:rPr>
+    </w:lvl>
+    <w:lvl w:ilvl="1" w:tplc="04090003" w:tentative="1">
+      <w:start w:val="1"/>
+      <w:numFmt w:val="bullet"/>
+      <w:lvlText w:val="o"/>
+      <w:lvlJc w:val="left"/>
+      <w:pPr>
+        <w:ind w:left="1440" w:hanging="360"/>
+      </w:pPr>
+      <w:rPr>
+        <w:rFonts w:ascii="Courier New" w:hAnsi="Courier New" w:cs="Courier New" w:hint="default"/>
+      </w:rPr>
+    </w:lvl>
+    <w:lvl w:ilvl="2" w:tplc="04090005" w:tentative="1">
+      <w:start w:val="1"/>
+      <w:numFmt w:val="bullet"/>
+      <w:lvlText w:val=""/>
+      <w:lvlJc w:val="left"/>
+      <w:pPr>
+        <w:ind w:left="2160" w:hanging="360"/>
+      </w:pPr>
+      <w:rPr>
+        <w:rFonts w:ascii="Wingdings" w:hAnsi="Wingdings" w:hint="default"/>
+      </w:rPr>
+    </w:lvl>
+    <w:lvl w:ilvl="3" w:tplc="04090001" w:tentative="1">
+      <w:start w:val="1"/>
+      <w:numFmt w:val="bullet"/>
+      <w:lvlText w:val=""/>
+      <w:lvlJc w:val="left"/>
+      <w:pPr>
+        <w:ind w:left="2880" w:hanging="360"/>
+      </w:pPr>
+      <w:rPr>
+        <w:rFonts w:ascii="Symbol" w:hAnsi="Symbol" w:hint="default"/>
+      </w:rPr>
+    </w:lvl>
+    <w:lvl w:ilvl="4" w:tplc="04090003" w:tentative="1">
+      <w:start w:val="1"/>
+      <w:numFmt w:val="bullet"/>
+      <w:lvlText w:val="o"/>
+      <w:lvlJc w:val="left"/>
+      <w:pPr>
+        <w:ind w:left="3600" w:hanging="360"/>
+      </w:pPr>
+      <w:rPr>
+        <w:rFonts w:ascii="Courier New" w:hAnsi="Courier New" w:cs="Courier New" w:hint="default"/>
+      </w:rPr>
+    </w:lvl>
+    <w:lvl w:ilvl="5" w:tplc="04090005" w:tentative="1">
+      <w:start w:val="1"/>
+      <w:numFmt w:val="bullet"/>
+      <w:lvlText w:val=""/>
+      <w:lvlJc w:val="left"/>
+      <w:pPr>
+        <w:ind w:left="4320" w:hanging="360"/>
+      </w:pPr>
+      <w:rPr>
+        <w:rFonts w:ascii="Wingdings" w:hAnsi="Wingdings" w:hint="default"/>
+      </w:rPr>
+    </w:lvl>
+    <w:lvl w:ilvl="6" w:tplc="04090001" w:tentative="1">
+      <w:start w:val="1"/>
+      <w:numFmt w:val="bullet"/>
+      <w:lvlText w:val=""/>
+      <w:lvlJc w:val="left"/>
+      <w:pPr>
+        <w:ind w:left="5040" w:hanging="360"/>
+      </w:pPr>
+      <w:rPr>
+        <w:rFonts w:ascii="Symbol" w:hAnsi="Symbol" w:hint="default"/>
+      </w:rPr>
+    </w:lvl>
+    <w:lvl w:ilvl="7" w:tplc="04090003" w:tentative="1">
+      <w:start w:val="1"/>
+      <w:numFmt w:val="bullet"/>
+      <w:lvlText w:val="o"/>
+      <w:lvlJc w:val="left"/>
+      <w:pPr>
+        <w:ind w:left="5760" w:hanging="360"/>
+      </w:pPr>
+      <w:rPr>
+        <w:rFonts w:ascii="Courier New" w:hAnsi="Courier New" w:cs="Courier New" w:hint="default"/>
+      </w:rPr>
+    </w:lvl>
+    <w:lvl w:ilvl="8" w:tplc="04090005" w:tentative="1">
+      <w:start w:val="1"/>
+      <w:numFmt w:val="bullet"/>
+      <w:lvlText w:val=""/>
+      <w:lvlJc w:val="left"/>
+      <w:pPr>
+        <w:ind w:left="6480" w:hanging="360"/>
+      </w:pPr>
+      <w:rPr>
+        <w:rFonts w:ascii="Wingdings" w:hAnsi="Wingdings" w:hint="default"/>
+      </w:rPr>
+    </w:lvl>
+  </w:abstractNum>
+  <w:abstractNum w:abstractNumId="1" w15:restartNumberingAfterBreak="0">
     <w:nsid w:val="210753F1"/>
     <w:multiLevelType w:val="hybridMultilevel"/>
     <w:tmpl w:val="0920663C"/>
@@ -2096,7 +2274,7 @@
       </w:rPr>
     </w:lvl>
   </w:abstractNum>
-  <w:abstractNum w:abstractNumId="1" w15:restartNumberingAfterBreak="0">
+  <w:abstractNum w:abstractNumId="2" w15:restartNumberingAfterBreak="0">
     <w:nsid w:val="227D4D66"/>
     <w:multiLevelType w:val="multilevel"/>
     <w:tmpl w:val="0409001D"/>
@@ -2183,9 +2361,12 @@
     </w:lvl>
   </w:abstractNum>
   <w:num w:numId="1" w16cid:durableId="1983537847">
+    <w:abstractNumId w:val="2"/>
+  </w:num>
+  <w:num w:numId="2" w16cid:durableId="1630741036">
     <w:abstractNumId w:val="1"/>
   </w:num>
-  <w:num w:numId="2" w16cid:durableId="1630741036">
+  <w:num w:numId="3" w16cid:durableId="2024015385">
     <w:abstractNumId w:val="0"/>
   </w:num>
 </w:numbering>
